--- a/ibm4212/files/Aldi_Hard_Discounters_Skill_Guide.docx
+++ b/ibm4212/files/Aldi_Hard_Discounters_Skill_Guide.docx
@@ -235,6 +235,44 @@
         <w:rPr>
           <w:b/>
         </w:rPr>
+        <w:t>The three-box format (every case since Fall 2026):</w:t>
+      </w:r>
+      <w:r>
+        <w:t xml:space="preserve"> for each question you fill </w:t>
+      </w:r>
+      <w:r>
+        <w:rPr>
+          <w:b/>
+        </w:rPr>
+        <w:t>Box A</w:t>
+      </w:r>
+      <w:r>
+        <w:t xml:space="preserve"> (your first take, before any AI — a committed position, your best case evidence, what you're unsure about; graded for honesty, not polish), </w:t>
+      </w:r>
+      <w:r>
+        <w:rPr>
+          <w:b/>
+        </w:rPr>
+        <w:t>Box B</w:t>
+      </w:r>
+      <w:r>
+        <w:t xml:space="preserve"> (your final AI-assisted answer — the box graded for content), and </w:t>
+      </w:r>
+      <w:r>
+        <w:rPr>
+          <w:b/>
+        </w:rPr>
+        <w:t>Box C</w:t>
+      </w:r>
+      <w:r>
+        <w:t xml:space="preserve"> (the delta log: 3+ substantive exchanges, each change from A to B tagged [evidence] [structure] [counterargument] [math check] [wording], and at least one AI suggestion you rejected, with the reason). Box A and Box C are where the process points live — an empty Box C earns no process credit even with a perfect transcript.</w:t>
+      </w:r>
+    </w:p>
+    <w:p>
+      <w:r>
+        <w:rPr>
+          <w:b/>
+        </w:rPr>
         <w:t>Patterns that produced the best work:</w:t>
       </w:r>
     </w:p>
@@ -332,6 +370,34 @@
       </w:r>
     </w:p>
     <w:p>
+      <w:pPr>
+        <w:pStyle w:val="ListNumber"/>
+      </w:pPr>
+      <w:r>
+        <w:rPr>
+          <w:b/>
+        </w:rPr>
+        <w:t>Stop on your own judgment.</w:t>
+      </w:r>
+      <w:r>
+        <w:t xml:space="preserve"> After 2–3 defended rounds, say "that's good enough — next question." The tutor's last objection is not a verdict; it will always have one more. Deciding when an answer is defended is a graded skill (your synthesis asks where you stopped and why), and the first three-box cohort's biggest time sink was waiting for the AI to be satisfied.</w:t>
+      </w:r>
+    </w:p>
+    <w:p>
+      <w:pPr>
+        <w:pStyle w:val="ListNumber"/>
+      </w:pPr>
+      <w:r>
+        <w:rPr>
+          <w:b/>
+        </w:rPr>
+        <w:t>Cite the case's printed page numbers.</w:t>
+      </w:r>
+      <w:r>
+        <w:t xml:space="preserve"> The starter prompt tells the tutor to say "case p. X". If it drifts into course-pack or PDF-viewer pages, ask for the number printed on the case page — and write only printed numbers in Box B.</w:t>
+      </w:r>
+    </w:p>
+    <w:p>
       <w:r>
         <w:rPr>
           <w:b/>
@@ -401,7 +467,24 @@
         <w:pStyle w:val="ListBullet"/>
       </w:pPr>
       <w:r>
-        <w:t>A transcript link the grader can't open. Test it in a private browser window before submitting.</w:t>
+        <w:t xml:space="preserve">A transcript link the grader can't open: a private </w:t>
+      </w:r>
+      <w:r>
+        <w:rPr>
+          <w:rFonts w:ascii="Courier New" w:hAnsi="Courier New"/>
+        </w:rPr>
+        <w:t>chatgpt.com/c/</w:t>
+      </w:r>
+      <w:r>
+        <w:t xml:space="preserve"> URL, a login-gated OneDrive link, or a Google Doc left on "Restricted." Paste the whole conversation into a Google Doc, share it "Anyone with the link," and test it in a private browser window — an unopenable link is graded as no link.</w:t>
+      </w:r>
+    </w:p>
+    <w:p>
+      <w:pPr>
+        <w:pStyle w:val="ListBullet"/>
+      </w:pPr>
+      <w:r>
+        <w:t>An empty Box C with a good transcript. The process credit lives on the page: exchanges, tagged changes, and the rejected suggestion. One student did a genuine 50-turn session and earned almost nothing for it because all the delta logs were blank.</w:t>
       </w:r>
     </w:p>
     <w:p>
@@ -815,6 +898,11 @@
         <w:t xml:space="preserve"> 2026-08-10 — created; distilled from the S2026 Discussion Guide and the Aldi Prompting Patterns Workshop (now archived), updated for the single-box/voice-mode assignment format.</w:t>
       </w:r>
     </w:p>
+    <w:p>
+      <w:r>
+        <w:t>2026-09-07 — three-box format rolled out to Aldi (all five cases): §2 now explains Box A/B/C, adds stop-on-your-own-judgment and printed-page-number patterns, and the unopenable-link / empty-Box-C pitfalls.</w:t>
+      </w:r>
+    </w:p>
     <w:sectPr>
       <w:pgSz w:w="12240" w:h="15840"/>
       <w:pgMar w:top="1008" w:right="1152" w:bottom="1008" w:left="1152" w:header="720" w:footer="720" w:gutter="0"/>

--- a/ibm4212/files/Aldi_Hard_Discounters_Skill_Guide.docx
+++ b/ibm4212/files/Aldi_Hard_Discounters_Skill_Guide.docx
@@ -476,7 +476,7 @@
         <w:t>chatgpt.com/c/</w:t>
       </w:r>
       <w:r>
-        <w:t xml:space="preserve"> URL, a login-gated OneDrive link, or a Google Doc left on "Restricted." Paste the whole conversation into a Google Doc, share it "Anyone with the link," and test it in a private browser window — an unopenable link is graded as no link.</w:t>
+        <w:t xml:space="preserve"> URL (ChatGPT Edu cannot share by link), a login-gated OneDrive link, or a Google Doc left on "Restricted." And a transcript that is only half there: ChatGPT loads long threads in pieces, so scroll to the very top of the chat before you select all, then paste into the Google Doc as plain text (Cmd+Shift+V / Ctrl+Shift+V). Backup: Print → Save as PDF, upload to Drive, share "Anyone with the link." Test the link in a private browser window — an unopenable or partial link is graded as no link.</w:t>
       </w:r>
     </w:p>
     <w:p>
@@ -903,6 +903,11 @@
         <w:t>2026-09-07 — three-box format rolled out to Aldi (all five cases): §2 now explains Box A/B/C, adds stop-on-your-own-judgment and printed-page-number patterns, and the unopenable-link / empty-Box-C pitfalls.</w:t>
       </w:r>
     </w:p>
+    <w:p>
+      <w:r>
+        <w:t>2026-09-09 — transcript pitfall rewritten for long threads: scroll to top before select-all, plain-text paste, Drive-PDF backup.</w:t>
+      </w:r>
+    </w:p>
     <w:sectPr>
       <w:pgSz w:w="12240" w:h="15840"/>
       <w:pgMar w:top="1008" w:right="1152" w:bottom="1008" w:left="1152" w:header="720" w:footer="720" w:gutter="0"/>
